--- a/Petições/Penhora/CCS-Bacen.docx
+++ b/Petições/Penhora/CCS-Bacen.docx
@@ -330,7 +330,31 @@
           <w:szCs w:val="22"/>
           <w:highlight w:val="yellow"/>
         </w:rPr>
-        <w:t>(réu ou réus)</w:t>
+        <w:t>(</w:t>
+      </w:r>
+      <w:r>
+        <w:rPr>
+          <w:rFonts w:ascii="Calibri" w:hAnsi="Calibri" w:cs="Calibri,Bold"/>
+          <w:b/>
+          <w:bCs/>
+          <w:color w:val="000000"/>
+          <w:sz w:val="24"/>
+          <w:szCs w:val="22"/>
+          <w:highlight w:val="yellow"/>
+        </w:rPr>
+        <w:t xml:space="preserve">ré ou rés ou </w:t>
+      </w:r>
+      <w:r>
+        <w:rPr>
+          <w:rFonts w:ascii="Calibri" w:hAnsi="Calibri" w:cs="Calibri,Bold"/>
+          <w:b/>
+          <w:bCs/>
+          <w:color w:val="000000"/>
+          <w:sz w:val="24"/>
+          <w:szCs w:val="22"/>
+          <w:highlight w:val="yellow"/>
+        </w:rPr>
+        <w:t>réu ou réus)</w:t>
       </w:r>
       <w:r>
         <w:rPr>
@@ -763,7 +787,16 @@
           <w:sz w:val="20"/>
           <w:szCs w:val="20"/>
         </w:rPr>
-        <w:t xml:space="preserve">, por meio do Provimento n.º 18 do Conselho Nacional de Justiça, considerou a relevância jurídica e social da disponibilização de meios eletrônicos que localizassem escrituras públicas, visando à oportuna obtenção de certidões ou outras informações, tanto pelos órgãos públicos como pelas autoridades e usuários do serviço de notas, e seu acesso depende da intervenção do Poder Judiciário, nos termos dos arts. 10 e 19 do supramencionado Provimento. Precedentes desta Corte. 2. Consoante entendimento do Superior Tribunal de Justiça, não há impedimento </w:t>
+        <w:t xml:space="preserve">, por meio do Provimento n.º 18 do Conselho Nacional de Justiça, considerou a relevância jurídica e social da disponibilização de meios eletrônicos que localizassem escrituras públicas, visando à oportuna obtenção de certidões ou outras informações, tanto pelos </w:t>
+      </w:r>
+      <w:r>
+        <w:rPr>
+          <w:rFonts w:ascii="Calibri" w:hAnsi="Calibri" w:cs="Calibri"/>
+          <w:sz w:val="20"/>
+          <w:szCs w:val="20"/>
+        </w:rPr>
+        <w:lastRenderedPageBreak/>
+        <w:t xml:space="preserve">órgãos públicos como pelas autoridades e usuários do serviço de notas, e seu acesso depende da intervenção do Poder Judiciário, nos termos dos arts. 10 e 19 do supramencionado Provimento. Precedentes desta Corte. 2. Consoante entendimento do Superior Tribunal de Justiça, não há impedimento </w:t>
       </w:r>
       <w:r>
         <w:rPr>
@@ -995,7 +1028,7 @@
       <w:r>
         <w:rPr>
           <w:rFonts w:ascii="Calibri" w:hAnsi="Calibri" w:cs="Calibri,Bold"/>
-          <w:b w:val="0"/>
+          <w:b/>
           <w:bCs/>
           <w:color w:val="000000"/>
           <w:sz w:val="24"/>
@@ -1007,7 +1040,7 @@
       <w:r>
         <w:rPr>
           <w:rFonts w:ascii="Calibri" w:hAnsi="Calibri" w:cs="Calibri,Bold"/>
-          <w:b w:val="0"/>
+          <w:b/>
           <w:bCs/>
           <w:color w:val="000000"/>
           <w:sz w:val="24"/>
@@ -1018,7 +1051,7 @@
       <w:r>
         <w:rPr>
           <w:rFonts w:ascii="Calibri" w:hAnsi="Calibri" w:cs="Calibri,Bold"/>
-          <w:b w:val="0"/>
+          <w:b/>
           <w:bCs/>
           <w:color w:val="000000"/>
           <w:sz w:val="24"/>
@@ -1066,7 +1099,7 @@
           <w:sz w:val="24"/>
           <w:szCs w:val="22"/>
         </w:rPr>
-        <w:t>5 de junho de 2026</w:t>
+        <w:t>22 de julho de 2026</w:t>
       </w:r>
       <w:r>
         <w:rPr>
@@ -1242,7 +1275,7 @@
         <w:sz w:val="20"/>
         <w:szCs w:val="20"/>
       </w:rPr>
-      <w:t>1</w:t>
+      <w:t>2</w:t>
     </w:r>
     <w:r>
       <w:rPr>
@@ -1291,7 +1324,7 @@
         <w:sz w:val="20"/>
         <w:szCs w:val="20"/>
       </w:rPr>
-      <w:t>1</w:t>
+      <w:t>2</w:t>
     </w:r>
     <w:r>
       <w:rPr>
